--- a/Artificial Intelligence LAB-TASK 8/LAB TASK 8 (MIN-MAX ALGORITHM).docx
+++ b/Artificial Intelligence LAB-TASK 8/LAB TASK 8 (MIN-MAX ALGORITHM).docx
@@ -3,54 +3,96 @@
 <w:document xmlns:wpc="http://schemas.microsoft.com/office/word/2010/wordprocessingCanvas" xmlns:cx="http://schemas.microsoft.com/office/drawing/2014/chartex" xmlns:cx1="http://schemas.microsoft.com/office/drawing/2015/9/8/chartex" xmlns:cx2="http://schemas.microsoft.com/office/drawing/2015/10/21/chartex" xmlns:cx3="http://schemas.microsoft.com/office/drawing/2016/5/9/chartex" xmlns:cx4="http://schemas.microsoft.com/office/drawing/2016/5/10/chartex" xmlns:cx5="http://schemas.microsoft.com/office/drawing/2016/5/11/chartex" xmlns:cx6="http://schemas.microsoft.com/office/drawing/2016/5/12/chartex" xmlns:cx7="http://schemas.microsoft.com/office/drawing/2016/5/13/chartex" xmlns:cx8="http://schemas.microsoft.com/office/drawing/2016/5/14/chartex" xmlns:mc="http://schemas.openxmlformats.org/markup-compatibility/2006" xmlns:aink="http://schemas.microsoft.com/office/drawing/2016/ink" xmlns:am3d="http://schemas.microsoft.com/office/drawing/2017/model3d" xmlns:o="urn:schemas-microsoft-com:office:office" xmlns:oel="http://schemas.microsoft.com/office/2019/extlst" xmlns:r="http://schemas.openxmlformats.org/officeDocument/2006/relationships" xmlns:m="http://schemas.openxmlformats.org/officeDocument/2006/math" xmlns:v="urn:schemas-microsoft-com:vml" xmlns:wp14="http://schemas.microsoft.com/office/word/2010/wordprocessingDrawing" xmlns:wp="http://schemas.openxmlformats.org/drawingml/2006/wordprocessingDrawing" xmlns:w10="urn:schemas-microsoft-com:office:word" xmlns:w="http://schemas.openxmlformats.org/wordprocessingml/2006/main" xmlns:w14="http://schemas.microsoft.com/office/word/2010/wordml" xmlns:w15="http://schemas.microsoft.com/office/word/2012/wordml" xmlns:w16cex="http://schemas.microsoft.com/office/word/2018/wordml/cex" xmlns:w16cid="http://schemas.microsoft.com/office/word/2016/wordml/cid" xmlns:w16="http://schemas.microsoft.com/office/word/2018/wordml" xmlns:w16du="http://schemas.microsoft.com/office/word/2023/wordml/word16du" xmlns:w16sdtdh="http://schemas.microsoft.com/office/word/2020/wordml/sdtdatahash" xmlns:w16sdtfl="http://schemas.microsoft.com/office/word/2024/wordml/sdtformatlock" xmlns:w16se="http://schemas.microsoft.com/office/word/2015/wordml/symex" xmlns:wpg="http://schemas.microsoft.com/office/word/2010/wordprocessingGroup" xmlns:wpi="http://schemas.microsoft.com/office/word/2010/wordprocessingInk" xmlns:wne="http://schemas.microsoft.com/office/word/2006/wordml" xmlns:wps="http://schemas.microsoft.com/office/word/2010/wordprocessingShape" mc:Ignorable="w14 w15 w16se w16cid w16 w16cex w16sdtdh w16sdtfl w16du wp14">
   <w:body>
     <w:p>
-      <w:r>
-        <w:rPr>
-          <w:rFonts w:ascii="Arial" w:eastAsia="Arial" w:hAnsi="Arial" w:cs="Arial"/>
-          <w:sz w:val="24"/>
-          <w:szCs w:val="24"/>
+      <w:pPr>
+        <w:rPr>
+          <w:sz w:val="25"/>
+          <w:szCs w:val="25"/>
+        </w:rPr>
+      </w:pPr>
+      <w:r>
+        <w:rPr>
+          <w:rFonts w:eastAsia="Arial"/>
+          <w:sz w:val="25"/>
+          <w:szCs w:val="25"/>
         </w:rPr>
         <w:t>Name: Muhammad Qasim Ashfaq</w:t>
       </w:r>
     </w:p>
     <w:p>
-      <w:r>
-        <w:rPr>
-          <w:rFonts w:ascii="Arial" w:eastAsia="Arial" w:hAnsi="Arial" w:cs="Arial"/>
-          <w:sz w:val="24"/>
-          <w:szCs w:val="24"/>
+      <w:pPr>
+        <w:rPr>
+          <w:sz w:val="25"/>
+          <w:szCs w:val="25"/>
+        </w:rPr>
+      </w:pPr>
+      <w:r>
+        <w:rPr>
+          <w:rFonts w:eastAsia="Arial"/>
+          <w:sz w:val="25"/>
+          <w:szCs w:val="25"/>
         </w:rPr>
         <w:t>Roll Number: SU92-BSAIM-S25-030</w:t>
       </w:r>
     </w:p>
     <w:p>
-      <w:r>
-        <w:rPr>
-          <w:rFonts w:ascii="Arial" w:eastAsia="Arial" w:hAnsi="Arial" w:cs="Arial"/>
-          <w:sz w:val="24"/>
-          <w:szCs w:val="24"/>
+      <w:pPr>
+        <w:rPr>
+          <w:sz w:val="25"/>
+          <w:szCs w:val="25"/>
+        </w:rPr>
+      </w:pPr>
+      <w:r>
+        <w:rPr>
+          <w:rFonts w:eastAsia="Arial"/>
+          <w:sz w:val="25"/>
+          <w:szCs w:val="25"/>
         </w:rPr>
         <w:t>Subject: Artificial Intelligence</w:t>
       </w:r>
     </w:p>
     <w:p>
-      <w:r>
-        <w:rPr>
-          <w:rFonts w:ascii="Arial" w:eastAsia="Arial" w:hAnsi="Arial" w:cs="Arial"/>
-          <w:sz w:val="24"/>
-          <w:szCs w:val="24"/>
-        </w:rPr>
-        <w:t>Date: April 6, 2026</w:t>
-      </w:r>
-    </w:p>
-    <w:p/>
+      <w:pPr>
+        <w:rPr>
+          <w:sz w:val="25"/>
+          <w:szCs w:val="25"/>
+        </w:rPr>
+      </w:pPr>
+      <w:r>
+        <w:rPr>
+          <w:rFonts w:eastAsia="Arial"/>
+          <w:sz w:val="25"/>
+          <w:szCs w:val="25"/>
+        </w:rPr>
+        <w:t xml:space="preserve">Date: April </w:t>
+      </w:r>
+      <w:r>
+        <w:rPr>
+          <w:rFonts w:eastAsia="Arial"/>
+          <w:sz w:val="25"/>
+          <w:szCs w:val="25"/>
+        </w:rPr>
+        <w:t>17th</w:t>
+      </w:r>
+      <w:r>
+        <w:rPr>
+          <w:rFonts w:eastAsia="Arial"/>
+          <w:sz w:val="25"/>
+          <w:szCs w:val="25"/>
+        </w:rPr>
+        <w:t>, 2026</w:t>
+      </w:r>
+    </w:p>
+    <w:p>
+      <w:pPr>
+        <w:rPr>
+          <w:sz w:val="25"/>
+          <w:szCs w:val="25"/>
+        </w:rPr>
+      </w:pPr>
+    </w:p>
     <w:p>
       <w:pPr>
         <w:jc w:val="center"/>
-        <w:rPr>
-          <w:u w:val="single"/>
-        </w:rPr>
-      </w:pPr>
-      <w:r>
         <w:rPr>
           <w:rFonts w:eastAsia="Arial"/>
           <w:b/>
@@ -59,307 +101,534 @@
           <w:szCs w:val="28"/>
           <w:u w:val="single"/>
         </w:rPr>
-        <w:t>Lab 8 - Minimax Algorithm</w:t>
-      </w:r>
-    </w:p>
-    <w:p/>
-    <w:p>
-      <w:pPr>
-        <w:rPr>
-          <w:sz w:val="25"/>
-          <w:szCs w:val="25"/>
-        </w:rPr>
-      </w:pPr>
-      <w:r>
-        <w:rPr>
-          <w:rFonts w:eastAsia="Courier New"/>
-          <w:sz w:val="25"/>
-          <w:szCs w:val="25"/>
-        </w:rPr>
-        <w:t>import math</w:t>
-      </w:r>
-    </w:p>
-    <w:p>
-      <w:pPr>
-        <w:rPr>
-          <w:sz w:val="25"/>
-          <w:szCs w:val="25"/>
-        </w:rPr>
-      </w:pPr>
-    </w:p>
-    <w:p>
-      <w:pPr>
-        <w:rPr>
-          <w:sz w:val="25"/>
-          <w:szCs w:val="25"/>
-        </w:rPr>
-      </w:pPr>
-      <w:r>
-        <w:rPr>
-          <w:rFonts w:eastAsia="Courier New"/>
-          <w:sz w:val="25"/>
-          <w:szCs w:val="25"/>
-        </w:rPr>
-        <w:t>def minimax(curDepth, nodeIndex, maxTurn, scores, targetDepth):</w:t>
-      </w:r>
-    </w:p>
-    <w:p>
-      <w:pPr>
-        <w:rPr>
-          <w:sz w:val="25"/>
-          <w:szCs w:val="25"/>
-        </w:rPr>
-      </w:pPr>
-      <w:r>
-        <w:rPr>
-          <w:rFonts w:eastAsia="Courier New"/>
-          <w:sz w:val="25"/>
-          <w:szCs w:val="25"/>
-        </w:rPr>
-        <w:t xml:space="preserve">    if (curDepth == targetDepth):</w:t>
-      </w:r>
-    </w:p>
-    <w:p>
-      <w:pPr>
-        <w:rPr>
-          <w:sz w:val="25"/>
-          <w:szCs w:val="25"/>
-        </w:rPr>
-      </w:pPr>
-      <w:r>
-        <w:rPr>
-          <w:rFonts w:eastAsia="Courier New"/>
-          <w:sz w:val="25"/>
-          <w:szCs w:val="25"/>
-        </w:rPr>
-        <w:t xml:space="preserve">        return scores[nodeIndex]</w:t>
-      </w:r>
-    </w:p>
-    <w:p>
-      <w:pPr>
-        <w:rPr>
-          <w:sz w:val="25"/>
-          <w:szCs w:val="25"/>
-        </w:rPr>
-      </w:pPr>
-    </w:p>
-    <w:p>
-      <w:pPr>
-        <w:rPr>
-          <w:sz w:val="25"/>
-          <w:szCs w:val="25"/>
-        </w:rPr>
-      </w:pPr>
-      <w:r>
-        <w:rPr>
-          <w:rFonts w:eastAsia="Courier New"/>
-          <w:sz w:val="25"/>
-          <w:szCs w:val="25"/>
-        </w:rPr>
-        <w:t xml:space="preserve">    if (maxTurn):</w:t>
-      </w:r>
-    </w:p>
-    <w:p>
-      <w:pPr>
-        <w:rPr>
-          <w:sz w:val="25"/>
-          <w:szCs w:val="25"/>
-        </w:rPr>
-      </w:pPr>
-      <w:r>
-        <w:rPr>
-          <w:rFonts w:eastAsia="Courier New"/>
-          <w:sz w:val="25"/>
-          <w:szCs w:val="25"/>
-        </w:rPr>
-        <w:t xml:space="preserve">        return max(minimax(curDepth + 1, nodeIndex * 2, False, scores, targetDepth),</w:t>
-      </w:r>
-    </w:p>
-    <w:p>
-      <w:pPr>
-        <w:rPr>
-          <w:sz w:val="25"/>
-          <w:szCs w:val="25"/>
-        </w:rPr>
-      </w:pPr>
-      <w:r>
-        <w:rPr>
-          <w:rFonts w:eastAsia="Courier New"/>
-          <w:sz w:val="25"/>
-          <w:szCs w:val="25"/>
-        </w:rPr>
-        <w:t xml:space="preserve">                    minimax(curDepth + 1, nodeIndex * 2 + 1, False, scores, targetDepth))</w:t>
-      </w:r>
-    </w:p>
-    <w:p>
-      <w:pPr>
-        <w:rPr>
-          <w:sz w:val="25"/>
-          <w:szCs w:val="25"/>
-        </w:rPr>
-      </w:pPr>
-      <w:r>
-        <w:rPr>
-          <w:rFonts w:eastAsia="Courier New"/>
-          <w:sz w:val="25"/>
-          <w:szCs w:val="25"/>
-        </w:rPr>
-        <w:t xml:space="preserve">    else:</w:t>
-      </w:r>
-    </w:p>
-    <w:p>
-      <w:pPr>
-        <w:rPr>
-          <w:sz w:val="25"/>
-          <w:szCs w:val="25"/>
-        </w:rPr>
-      </w:pPr>
-      <w:r>
-        <w:rPr>
-          <w:rFonts w:eastAsia="Courier New"/>
-          <w:sz w:val="25"/>
-          <w:szCs w:val="25"/>
-        </w:rPr>
-        <w:t xml:space="preserve">        return min(minimax(curDepth + 1, nodeIndex * 2, True, scores, targetDepth),</w:t>
-      </w:r>
-    </w:p>
-    <w:p>
-      <w:pPr>
-        <w:rPr>
-          <w:sz w:val="25"/>
-          <w:szCs w:val="25"/>
-        </w:rPr>
-      </w:pPr>
-      <w:r>
-        <w:rPr>
-          <w:rFonts w:eastAsia="Courier New"/>
-          <w:sz w:val="25"/>
-          <w:szCs w:val="25"/>
-        </w:rPr>
-        <w:t xml:space="preserve">                    minimax(curDepth + 1, nodeIndex * 2 + 1, True, scores, targetDepth))</w:t>
-      </w:r>
-    </w:p>
-    <w:p>
-      <w:pPr>
-        <w:rPr>
-          <w:sz w:val="25"/>
-          <w:szCs w:val="25"/>
-        </w:rPr>
-      </w:pPr>
-    </w:p>
-    <w:p>
-      <w:pPr>
-        <w:rPr>
-          <w:sz w:val="25"/>
-          <w:szCs w:val="25"/>
-        </w:rPr>
-      </w:pPr>
-      <w:r>
-        <w:rPr>
-          <w:rFonts w:eastAsia="Courier New"/>
-          <w:sz w:val="25"/>
-          <w:szCs w:val="25"/>
-        </w:rPr>
-        <w:t>scores = [3, 5, 2, 9, 3, 5, 2, 9]</w:t>
-      </w:r>
-    </w:p>
-    <w:p>
-      <w:pPr>
-        <w:rPr>
-          <w:sz w:val="25"/>
-          <w:szCs w:val="25"/>
-        </w:rPr>
-      </w:pPr>
-      <w:r>
-        <w:rPr>
-          <w:rFonts w:eastAsia="Courier New"/>
-          <w:sz w:val="25"/>
-          <w:szCs w:val="25"/>
-        </w:rPr>
-        <w:t>treeDepth = math.log(len(scores), 2)</w:t>
-      </w:r>
-    </w:p>
-    <w:p>
-      <w:pPr>
-        <w:rPr>
-          <w:sz w:val="25"/>
-          <w:szCs w:val="25"/>
-        </w:rPr>
-      </w:pPr>
-      <w:r>
-        <w:rPr>
-          <w:rFonts w:eastAsia="Courier New"/>
-          <w:sz w:val="25"/>
-          <w:szCs w:val="25"/>
-        </w:rPr>
-        <w:t>print("The optimal value is: ", end = "")</w:t>
-      </w:r>
-    </w:p>
-    <w:p>
-      <w:pPr>
-        <w:rPr>
-          <w:sz w:val="25"/>
-          <w:szCs w:val="25"/>
-        </w:rPr>
-      </w:pPr>
-      <w:r>
-        <w:rPr>
-          <w:rFonts w:eastAsia="Courier New"/>
-          <w:sz w:val="25"/>
-          <w:szCs w:val="25"/>
-        </w:rPr>
-        <w:t>print(minimax(0, 0, True, scores, treeDepth))</w:t>
-      </w:r>
-    </w:p>
-    <w:p>
-      <w:pPr>
-        <w:rPr>
-          <w:sz w:val="25"/>
-          <w:szCs w:val="25"/>
-        </w:rPr>
-      </w:pPr>
-    </w:p>
-    <w:p/>
-    <w:p>
-      <w:pPr>
-        <w:rPr>
-          <w:sz w:val="25"/>
-          <w:szCs w:val="25"/>
-        </w:rPr>
       </w:pPr>
       <w:r>
         <w:rPr>
           <w:rFonts w:eastAsia="Arial"/>
           <w:b/>
           <w:bCs/>
-          <w:sz w:val="25"/>
-          <w:szCs w:val="25"/>
+          <w:sz w:val="28"/>
+          <w:szCs w:val="28"/>
+          <w:u w:val="single"/>
+        </w:rPr>
+        <w:t>Lab 8</w:t>
+      </w:r>
+    </w:p>
+    <w:p>
+      <w:pPr>
+        <w:jc w:val="center"/>
+        <w:rPr>
+          <w:u w:val="single"/>
+        </w:rPr>
+      </w:pPr>
+      <w:r>
+        <w:rPr>
+          <w:rFonts w:eastAsia="Arial"/>
+          <w:b/>
+          <w:bCs/>
+          <w:sz w:val="28"/>
+          <w:szCs w:val="28"/>
+          <w:u w:val="single"/>
+        </w:rPr>
+        <w:t>Minimax Algorithm</w:t>
+      </w:r>
+    </w:p>
+    <w:p/>
+    <w:p>
+      <w:pPr>
+        <w:rPr>
+          <w:rFonts w:eastAsia="Courier New"/>
+          <w:sz w:val="25"/>
+          <w:szCs w:val="25"/>
+        </w:rPr>
+      </w:pPr>
+      <w:r>
+        <w:rPr>
+          <w:rFonts w:eastAsia="Courier New"/>
+          <w:sz w:val="25"/>
+          <w:szCs w:val="25"/>
+        </w:rPr>
+        <w:t>import math</w:t>
+      </w:r>
+    </w:p>
+    <w:p>
+      <w:pPr>
+        <w:rPr>
+          <w:rFonts w:eastAsia="Courier New"/>
+          <w:sz w:val="25"/>
+          <w:szCs w:val="25"/>
+        </w:rPr>
+      </w:pPr>
+    </w:p>
+    <w:p>
+      <w:pPr>
+        <w:rPr>
+          <w:rFonts w:eastAsia="Courier New"/>
+          <w:sz w:val="25"/>
+          <w:szCs w:val="25"/>
+        </w:rPr>
+      </w:pPr>
+      <w:r>
+        <w:rPr>
+          <w:rFonts w:eastAsia="Courier New"/>
+          <w:sz w:val="25"/>
+          <w:szCs w:val="25"/>
+        </w:rPr>
+        <w:t>def Min_Max(Current_Depth, Node, Max_Turn, Scores, Target_Depth):</w:t>
+      </w:r>
+    </w:p>
+    <w:p>
+      <w:pPr>
+        <w:rPr>
+          <w:rFonts w:eastAsia="Courier New"/>
+          <w:sz w:val="25"/>
+          <w:szCs w:val="25"/>
+        </w:rPr>
+      </w:pPr>
+      <w:r>
+        <w:rPr>
+          <w:rFonts w:eastAsia="Courier New"/>
+          <w:sz w:val="25"/>
+          <w:szCs w:val="25"/>
+        </w:rPr>
+        <w:t xml:space="preserve">    if (Current_Depth == Target_Depth):</w:t>
+      </w:r>
+    </w:p>
+    <w:p>
+      <w:pPr>
+        <w:rPr>
+          <w:rFonts w:eastAsia="Courier New"/>
+          <w:sz w:val="25"/>
+          <w:szCs w:val="25"/>
+        </w:rPr>
+      </w:pPr>
+      <w:r>
+        <w:rPr>
+          <w:rFonts w:eastAsia="Courier New"/>
+          <w:sz w:val="25"/>
+          <w:szCs w:val="25"/>
+        </w:rPr>
+        <w:t xml:space="preserve">        return Scores[Node]</w:t>
+      </w:r>
+    </w:p>
+    <w:p>
+      <w:pPr>
+        <w:rPr>
+          <w:rFonts w:eastAsia="Courier New"/>
+          <w:sz w:val="25"/>
+          <w:szCs w:val="25"/>
+        </w:rPr>
+      </w:pPr>
+    </w:p>
+    <w:p>
+      <w:pPr>
+        <w:rPr>
+          <w:rFonts w:eastAsia="Courier New"/>
+          <w:sz w:val="25"/>
+          <w:szCs w:val="25"/>
+        </w:rPr>
+      </w:pPr>
+      <w:r>
+        <w:rPr>
+          <w:rFonts w:eastAsia="Courier New"/>
+          <w:sz w:val="25"/>
+          <w:szCs w:val="25"/>
+        </w:rPr>
+        <w:t xml:space="preserve">    if (Max_Turn):</w:t>
+      </w:r>
+    </w:p>
+    <w:p>
+      <w:pPr>
+        <w:rPr>
+          <w:rFonts w:eastAsia="Courier New"/>
+          <w:sz w:val="25"/>
+          <w:szCs w:val="25"/>
+        </w:rPr>
+      </w:pPr>
+      <w:r>
+        <w:rPr>
+          <w:rFonts w:eastAsia="Courier New"/>
+          <w:sz w:val="25"/>
+          <w:szCs w:val="25"/>
+        </w:rPr>
+        <w:t xml:space="preserve">        return max(Min_Max(Current_Depth + 1, Node * 2, False, Scores, Target_Depth),</w:t>
+      </w:r>
+    </w:p>
+    <w:p>
+      <w:pPr>
+        <w:rPr>
+          <w:rFonts w:eastAsia="Courier New"/>
+          <w:sz w:val="25"/>
+          <w:szCs w:val="25"/>
+        </w:rPr>
+      </w:pPr>
+      <w:r>
+        <w:rPr>
+          <w:rFonts w:eastAsia="Courier New"/>
+          <w:sz w:val="25"/>
+          <w:szCs w:val="25"/>
+        </w:rPr>
+        <w:t xml:space="preserve">                    Min_Max(Current_Depth + 1, Node * 2 + 1, False, Scores, Target_Depth))</w:t>
+      </w:r>
+    </w:p>
+    <w:p>
+      <w:pPr>
+        <w:rPr>
+          <w:rFonts w:eastAsia="Courier New"/>
+          <w:sz w:val="25"/>
+          <w:szCs w:val="25"/>
+        </w:rPr>
+      </w:pPr>
+      <w:r>
+        <w:rPr>
+          <w:rFonts w:eastAsia="Courier New"/>
+          <w:sz w:val="25"/>
+          <w:szCs w:val="25"/>
+        </w:rPr>
+        <w:t xml:space="preserve">    else:</w:t>
+      </w:r>
+    </w:p>
+    <w:p>
+      <w:pPr>
+        <w:rPr>
+          <w:rFonts w:eastAsia="Courier New"/>
+          <w:sz w:val="25"/>
+          <w:szCs w:val="25"/>
+        </w:rPr>
+      </w:pPr>
+      <w:r>
+        <w:rPr>
+          <w:rFonts w:eastAsia="Courier New"/>
+          <w:sz w:val="25"/>
+          <w:szCs w:val="25"/>
+        </w:rPr>
+        <w:t xml:space="preserve">        return min(Min_Max(Current_Depth + 1, Node * 2, True, Scores, Target_Depth),</w:t>
+      </w:r>
+    </w:p>
+    <w:p>
+      <w:pPr>
+        <w:rPr>
+          <w:rFonts w:eastAsia="Courier New"/>
+          <w:sz w:val="25"/>
+          <w:szCs w:val="25"/>
+        </w:rPr>
+      </w:pPr>
+      <w:r>
+        <w:rPr>
+          <w:rFonts w:eastAsia="Courier New"/>
+          <w:sz w:val="25"/>
+          <w:szCs w:val="25"/>
+        </w:rPr>
+        <w:t xml:space="preserve">                    Min_Max(Current_Depth + 1, Node * 2 + 1, True, Scores, Target_Depth))</w:t>
+      </w:r>
+    </w:p>
+    <w:p>
+      <w:pPr>
+        <w:rPr>
+          <w:rFonts w:eastAsia="Courier New"/>
+          <w:sz w:val="25"/>
+          <w:szCs w:val="25"/>
+        </w:rPr>
+      </w:pPr>
+    </w:p>
+    <w:p>
+      <w:pPr>
+        <w:rPr>
+          <w:rFonts w:eastAsia="Courier New"/>
+          <w:sz w:val="25"/>
+          <w:szCs w:val="25"/>
+        </w:rPr>
+      </w:pPr>
+      <w:r>
+        <w:rPr>
+          <w:rFonts w:eastAsia="Courier New"/>
+          <w:sz w:val="25"/>
+          <w:szCs w:val="25"/>
+        </w:rPr>
+        <w:t>Scores = [3, 5, 2, 9, 7, 4, 1, 8, 6]</w:t>
+      </w:r>
+    </w:p>
+    <w:p>
+      <w:pPr>
+        <w:rPr>
+          <w:rFonts w:eastAsia="Courier New"/>
+          <w:sz w:val="25"/>
+          <w:szCs w:val="25"/>
+        </w:rPr>
+      </w:pPr>
+      <w:r>
+        <w:rPr>
+          <w:rFonts w:eastAsia="Courier New"/>
+          <w:sz w:val="25"/>
+          <w:szCs w:val="25"/>
+        </w:rPr>
+        <w:t>Depth_Of_Tree = math.log(len(Scores), 2)</w:t>
+      </w:r>
+    </w:p>
+    <w:p>
+      <w:pPr>
+        <w:rPr>
+          <w:rFonts w:eastAsia="Courier New"/>
+          <w:sz w:val="25"/>
+          <w:szCs w:val="25"/>
+        </w:rPr>
+      </w:pPr>
+      <w:r>
+        <w:rPr>
+          <w:rFonts w:eastAsia="Courier New"/>
+          <w:sz w:val="25"/>
+          <w:szCs w:val="25"/>
+        </w:rPr>
+        <w:t>print("The optimal value is: ", end = "")</w:t>
+      </w:r>
+    </w:p>
+    <w:p>
+      <w:pPr>
+        <w:rPr>
+          <w:sz w:val="25"/>
+          <w:szCs w:val="25"/>
+        </w:rPr>
+      </w:pPr>
+      <w:r>
+        <w:rPr>
+          <w:rFonts w:eastAsia="Courier New"/>
+          <w:sz w:val="25"/>
+          <w:szCs w:val="25"/>
+        </w:rPr>
+        <w:t>print(Min_Max(0, 0, True, Scores, Depth_Of_Tree))</w:t>
+      </w:r>
+    </w:p>
+    <w:p/>
+    <w:p>
+      <w:pPr>
+        <w:rPr>
+          <w:sz w:val="25"/>
+          <w:szCs w:val="25"/>
+          <w:u w:val="single"/>
+        </w:rPr>
+      </w:pPr>
+      <w:r>
+        <w:rPr>
+          <w:rFonts w:eastAsia="Arial"/>
+          <w:b/>
+          <w:bCs/>
+          <w:sz w:val="25"/>
+          <w:szCs w:val="25"/>
+          <w:u w:val="single"/>
         </w:rPr>
         <w:t>Explanation</w:t>
       </w:r>
-    </w:p>
-    <w:p>
-      <w:pPr>
-        <w:rPr>
-          <w:sz w:val="25"/>
-          <w:szCs w:val="25"/>
-        </w:rPr>
-      </w:pPr>
-    </w:p>
-    <w:p>
-      <w:pPr>
-        <w:rPr>
-          <w:sz w:val="25"/>
-          <w:szCs w:val="25"/>
-        </w:rPr>
-      </w:pPr>
-      <w:r>
-        <w:rPr>
-          <w:rFonts w:eastAsia="Arial"/>
-          <w:sz w:val="25"/>
-          <w:szCs w:val="25"/>
-        </w:rPr>
-        <w:t>I wrote this program to implement the Minimax algorithm, which is basically a decision-making algorithm used in two-player games. The idea is simple: one player is always trying to get the highest possible score (the maximizer), and the other is trying to keep the score as low as possible (the minimizer). They take turns.</w:t>
+      <w:r>
+        <w:rPr>
+          <w:rFonts w:eastAsia="Arial"/>
+          <w:b/>
+          <w:bCs/>
+          <w:sz w:val="25"/>
+          <w:szCs w:val="25"/>
+          <w:u w:val="single"/>
+        </w:rPr>
+        <w:t>:</w:t>
+      </w:r>
+    </w:p>
+    <w:p>
+      <w:pPr>
+        <w:rPr>
+          <w:sz w:val="25"/>
+          <w:szCs w:val="25"/>
+        </w:rPr>
+      </w:pPr>
+    </w:p>
+    <w:p>
+      <w:pPr>
+        <w:rPr>
+          <w:rFonts w:eastAsia="Arial"/>
+          <w:sz w:val="25"/>
+          <w:szCs w:val="25"/>
+        </w:rPr>
+      </w:pPr>
+      <w:r>
+        <w:rPr>
+          <w:rFonts w:eastAsia="Arial"/>
+          <w:sz w:val="25"/>
+          <w:szCs w:val="25"/>
+        </w:rPr>
+        <w:t xml:space="preserve">I wrote this program to implement the Minimax algorithm, which is basically a </w:t>
+      </w:r>
+      <w:r>
+        <w:rPr>
+          <w:rFonts w:eastAsia="Arial"/>
+          <w:sz w:val="25"/>
+          <w:szCs w:val="25"/>
+        </w:rPr>
+        <w:t>decision</w:t>
+      </w:r>
+      <w:r>
+        <w:rPr>
+          <w:rFonts w:eastAsia="Arial"/>
+          <w:sz w:val="25"/>
+          <w:szCs w:val="25"/>
+        </w:rPr>
+        <w:t>-making</w:t>
+      </w:r>
+      <w:r>
+        <w:rPr>
+          <w:rFonts w:eastAsia="Arial"/>
+          <w:sz w:val="25"/>
+          <w:szCs w:val="25"/>
+        </w:rPr>
+        <w:t xml:space="preserve"> algorithm used in two</w:t>
+      </w:r>
+      <w:r>
+        <w:rPr>
+          <w:rFonts w:eastAsia="Arial"/>
+          <w:sz w:val="25"/>
+          <w:szCs w:val="25"/>
+        </w:rPr>
+        <w:t xml:space="preserve"> </w:t>
+      </w:r>
+      <w:r>
+        <w:rPr>
+          <w:rFonts w:eastAsia="Arial"/>
+          <w:sz w:val="25"/>
+          <w:szCs w:val="25"/>
+        </w:rPr>
+        <w:t xml:space="preserve">player games. </w:t>
+      </w:r>
+    </w:p>
+    <w:p>
+      <w:pPr>
+        <w:rPr>
+          <w:rFonts w:eastAsia="Arial"/>
+          <w:sz w:val="25"/>
+          <w:szCs w:val="25"/>
+        </w:rPr>
+      </w:pPr>
+      <w:r>
+        <w:rPr>
+          <w:rFonts w:eastAsia="Arial"/>
+          <w:sz w:val="25"/>
+          <w:szCs w:val="25"/>
+        </w:rPr>
+        <w:t>T</w:t>
+      </w:r>
+      <w:r>
+        <w:rPr>
+          <w:rFonts w:eastAsia="Arial"/>
+          <w:sz w:val="25"/>
+          <w:szCs w:val="25"/>
+        </w:rPr>
+        <w:t>he idea is simple:</w:t>
+      </w:r>
+    </w:p>
+    <w:p>
+      <w:pPr>
+        <w:pStyle w:val="ListParagraph"/>
+        <w:numPr>
+          <w:ilvl w:val="0"/>
+          <w:numId w:val="2"/>
+        </w:numPr>
+        <w:rPr>
+          <w:sz w:val="25"/>
+          <w:szCs w:val="25"/>
+        </w:rPr>
+      </w:pPr>
+      <w:r>
+        <w:rPr>
+          <w:rFonts w:eastAsia="Arial"/>
+          <w:sz w:val="25"/>
+          <w:szCs w:val="25"/>
+        </w:rPr>
+        <w:t>O</w:t>
+      </w:r>
+      <w:r>
+        <w:rPr>
+          <w:rFonts w:eastAsia="Arial"/>
+          <w:sz w:val="25"/>
+          <w:szCs w:val="25"/>
+        </w:rPr>
+        <w:t xml:space="preserve">ne player is always trying to get the highest possible score (the </w:t>
+      </w:r>
+      <w:r>
+        <w:rPr>
+          <w:rFonts w:eastAsia="Arial"/>
+          <w:sz w:val="25"/>
+          <w:szCs w:val="25"/>
+        </w:rPr>
+        <w:t>M</w:t>
+      </w:r>
+      <w:r>
+        <w:rPr>
+          <w:rFonts w:eastAsia="Arial"/>
+          <w:sz w:val="25"/>
+          <w:szCs w:val="25"/>
+        </w:rPr>
+        <w:t xml:space="preserve">aximizer), </w:t>
+      </w:r>
+    </w:p>
+    <w:p>
+      <w:pPr>
+        <w:pStyle w:val="ListParagraph"/>
+        <w:numPr>
+          <w:ilvl w:val="0"/>
+          <w:numId w:val="2"/>
+        </w:numPr>
+        <w:rPr>
+          <w:sz w:val="25"/>
+          <w:szCs w:val="25"/>
+        </w:rPr>
+      </w:pPr>
+      <w:r>
+        <w:rPr>
+          <w:rFonts w:eastAsia="Arial"/>
+          <w:sz w:val="25"/>
+          <w:szCs w:val="25"/>
+        </w:rPr>
+        <w:t>A</w:t>
+      </w:r>
+      <w:r>
+        <w:rPr>
+          <w:rFonts w:eastAsia="Arial"/>
+          <w:sz w:val="25"/>
+          <w:szCs w:val="25"/>
+        </w:rPr>
+        <w:t xml:space="preserve">nd the other is trying to keep the score as low as possible (the </w:t>
+      </w:r>
+      <w:r>
+        <w:rPr>
+          <w:rFonts w:eastAsia="Arial"/>
+          <w:sz w:val="25"/>
+          <w:szCs w:val="25"/>
+        </w:rPr>
+        <w:t>M</w:t>
+      </w:r>
+      <w:r>
+        <w:rPr>
+          <w:rFonts w:eastAsia="Arial"/>
+          <w:sz w:val="25"/>
+          <w:szCs w:val="25"/>
+        </w:rPr>
+        <w:t>inimizer).</w:t>
+      </w:r>
+    </w:p>
+    <w:p>
+      <w:pPr>
+        <w:pStyle w:val="ListParagraph"/>
+        <w:numPr>
+          <w:ilvl w:val="0"/>
+          <w:numId w:val="2"/>
+        </w:numPr>
+        <w:rPr>
+          <w:sz w:val="25"/>
+          <w:szCs w:val="25"/>
+        </w:rPr>
+      </w:pPr>
+      <w:r>
+        <w:rPr>
+          <w:rFonts w:eastAsia="Arial"/>
+          <w:sz w:val="25"/>
+          <w:szCs w:val="25"/>
+        </w:rPr>
+        <w:t>They take turns.</w:t>
       </w:r>
     </w:p>
     <w:p>
@@ -407,32 +676,56 @@
           <w:sz w:val="25"/>
           <w:szCs w:val="25"/>
         </w:rPr>
-        <w:t>If it is the maximizer's turn, the function picks the bigger of the two children. If it is the minimizer's turn, it picks the smaller one. This keeps happening recursively until we get back to the root, which gives us the best value the maximizing player can guarantee.</w:t>
-      </w:r>
-    </w:p>
-    <w:p>
-      <w:pPr>
-        <w:rPr>
-          <w:sz w:val="25"/>
-          <w:szCs w:val="25"/>
-        </w:rPr>
-      </w:pPr>
-    </w:p>
-    <w:p>
-      <w:pPr>
-        <w:rPr>
-          <w:sz w:val="25"/>
-          <w:szCs w:val="25"/>
-        </w:rPr>
-      </w:pPr>
-      <w:r>
-        <w:rPr>
-          <w:rFonts w:eastAsia="Arial"/>
-          <w:sz w:val="25"/>
-          <w:szCs w:val="25"/>
-        </w:rPr>
-        <w:t xml:space="preserve">I used math.log to calculate the depth of the tree automatically based on how many scores are in the list. The scores list represents the values at the leaf level of the game tree. The program </w:t>
-      </w:r>
+        <w:t xml:space="preserve">If it is the </w:t>
+      </w:r>
+      <w:r>
+        <w:rPr>
+          <w:rFonts w:eastAsia="Arial"/>
+          <w:sz w:val="25"/>
+          <w:szCs w:val="25"/>
+        </w:rPr>
+        <w:t>M</w:t>
+      </w:r>
+      <w:r>
+        <w:rPr>
+          <w:rFonts w:eastAsia="Arial"/>
+          <w:sz w:val="25"/>
+          <w:szCs w:val="25"/>
+        </w:rPr>
+        <w:t xml:space="preserve">aximizer's turn, the function picks the bigger of the two children. If it is the </w:t>
+      </w:r>
+      <w:r>
+        <w:rPr>
+          <w:rFonts w:eastAsia="Arial"/>
+          <w:sz w:val="25"/>
+          <w:szCs w:val="25"/>
+        </w:rPr>
+        <w:t>M</w:t>
+      </w:r>
+      <w:r>
+        <w:rPr>
+          <w:rFonts w:eastAsia="Arial"/>
+          <w:sz w:val="25"/>
+          <w:szCs w:val="25"/>
+        </w:rPr>
+        <w:t>inimizer's turn, it picks the smaller one. This keeps happening recursively until we get back to the root, which gives us the best value the maximizing player can guarantee.</w:t>
+      </w:r>
+    </w:p>
+    <w:p>
+      <w:pPr>
+        <w:rPr>
+          <w:sz w:val="25"/>
+          <w:szCs w:val="25"/>
+        </w:rPr>
+      </w:pPr>
+    </w:p>
+    <w:p>
+      <w:pPr>
+        <w:rPr>
+          <w:sz w:val="25"/>
+          <w:szCs w:val="25"/>
+        </w:rPr>
+      </w:pPr>
       <w:r>
         <w:rPr>
           <w:rFonts w:eastAsia="Arial"/>
@@ -440,7 +733,71 @@
           <w:szCs w:val="25"/>
         </w:rPr>
         <w:lastRenderedPageBreak/>
-        <w:t>then prints out the optimal value the maximizing player can achieve, which in this case comes out to 5.</w:t>
+        <w:t xml:space="preserve">I used </w:t>
+      </w:r>
+      <w:r>
+        <w:rPr>
+          <w:rFonts w:eastAsia="Arial"/>
+          <w:sz w:val="25"/>
+          <w:szCs w:val="25"/>
+        </w:rPr>
+        <w:t>“</w:t>
+      </w:r>
+      <w:r>
+        <w:rPr>
+          <w:rFonts w:eastAsia="Arial"/>
+          <w:sz w:val="25"/>
+          <w:szCs w:val="25"/>
+        </w:rPr>
+        <w:t>math.log</w:t>
+      </w:r>
+      <w:r>
+        <w:rPr>
+          <w:rFonts w:eastAsia="Arial"/>
+          <w:sz w:val="25"/>
+          <w:szCs w:val="25"/>
+        </w:rPr>
+        <w:t>”</w:t>
+      </w:r>
+      <w:r>
+        <w:rPr>
+          <w:rFonts w:eastAsia="Arial"/>
+          <w:sz w:val="25"/>
+          <w:szCs w:val="25"/>
+        </w:rPr>
+        <w:t xml:space="preserve"> to calculate the depth of the tree automatically based on how many scores are in the list. The </w:t>
+      </w:r>
+      <w:r>
+        <w:rPr>
+          <w:rFonts w:eastAsia="Arial"/>
+          <w:sz w:val="25"/>
+          <w:szCs w:val="25"/>
+        </w:rPr>
+        <w:t>S</w:t>
+      </w:r>
+      <w:r>
+        <w:rPr>
+          <w:rFonts w:eastAsia="Arial"/>
+          <w:sz w:val="25"/>
+          <w:szCs w:val="25"/>
+        </w:rPr>
+        <w:t xml:space="preserve">cores </w:t>
+      </w:r>
+      <w:r>
+        <w:rPr>
+          <w:rFonts w:eastAsia="Arial"/>
+          <w:sz w:val="25"/>
+          <w:szCs w:val="25"/>
+        </w:rPr>
+        <w:t>L</w:t>
+      </w:r>
+      <w:r>
+        <w:rPr>
+          <w:rFonts w:eastAsia="Arial"/>
+          <w:sz w:val="25"/>
+          <w:szCs w:val="25"/>
+        </w:rPr>
+        <w:t>ist represents the values at the leaf level of the game tree. The program then prints out the optimal value the maximizing player can achieve, which in this case comes out to 5.</w:t>
       </w:r>
     </w:p>
     <w:sectPr>
@@ -456,6 +813,119 @@
 <file path=word/numbering.xml><?xml version="1.0" encoding="utf-8"?>
 <w:numbering xmlns:wpc="http://schemas.microsoft.com/office/word/2010/wordprocessingCanvas" xmlns:cx="http://schemas.microsoft.com/office/drawing/2014/chartex" xmlns:cx1="http://schemas.microsoft.com/office/drawing/2015/9/8/chartex" xmlns:cx2="http://schemas.microsoft.com/office/drawing/2015/10/21/chartex" xmlns:cx3="http://schemas.microsoft.com/office/drawing/2016/5/9/chartex" xmlns:cx4="http://schemas.microsoft.com/office/drawing/2016/5/10/chartex" xmlns:cx5="http://schemas.microsoft.com/office/drawing/2016/5/11/chartex" xmlns:cx6="http://schemas.microsoft.com/office/drawing/2016/5/12/chartex" xmlns:cx7="http://schemas.microsoft.com/office/drawing/2016/5/13/chartex" xmlns:cx8="http://schemas.microsoft.com/office/drawing/2016/5/14/chartex" xmlns:mc="http://schemas.openxmlformats.org/markup-compatibility/2006" xmlns:aink="http://schemas.microsoft.com/office/drawing/2016/ink" xmlns:am3d="http://schemas.microsoft.com/office/drawing/2017/model3d" xmlns:o="urn:schemas-microsoft-com:office:office" xmlns:oel="http://schemas.microsoft.com/office/2019/extlst" xmlns:r="http://schemas.openxmlformats.org/officeDocument/2006/relationships" xmlns:m="http://schemas.openxmlformats.org/officeDocument/2006/math" xmlns:v="urn:schemas-microsoft-com:vml" xmlns:wp14="http://schemas.microsoft.com/office/word/2010/wordprocessingDrawing" xmlns:wp="http://schemas.openxmlformats.org/drawingml/2006/wordprocessingDrawing" xmlns:w10="urn:schemas-microsoft-com:office:word" xmlns:w="http://schemas.openxmlformats.org/wordprocessingml/2006/main" xmlns:w14="http://schemas.microsoft.com/office/word/2010/wordml" xmlns:w15="http://schemas.microsoft.com/office/word/2012/wordml" xmlns:w16cex="http://schemas.microsoft.com/office/word/2018/wordml/cex" xmlns:w16cid="http://schemas.microsoft.com/office/word/2016/wordml/cid" xmlns:w16="http://schemas.microsoft.com/office/word/2018/wordml" xmlns:w16du="http://schemas.microsoft.com/office/word/2023/wordml/word16du" xmlns:w16sdtdh="http://schemas.microsoft.com/office/word/2020/wordml/sdtdatahash" xmlns:w16sdtfl="http://schemas.microsoft.com/office/word/2024/wordml/sdtformatlock" xmlns:w16se="http://schemas.microsoft.com/office/word/2015/wordml/symex" xmlns:wpg="http://schemas.microsoft.com/office/word/2010/wordprocessingGroup" xmlns:wpi="http://schemas.microsoft.com/office/word/2010/wordprocessingInk" xmlns:wne="http://schemas.microsoft.com/office/word/2006/wordml" xmlns:wps="http://schemas.microsoft.com/office/word/2010/wordprocessingShape" mc:Ignorable="w14 w15 w16se w16cid w16 w16cex w16sdtdh w16sdtfl w16du wp14">
   <w:abstractNum w:abstractNumId="0" w15:restartNumberingAfterBreak="0">
+    <w:nsid w:val="1C2862FE"/>
+    <w:multiLevelType w:val="hybridMultilevel"/>
+    <w:tmpl w:val="E960AE38"/>
+    <w:lvl w:ilvl="0" w:tplc="0C000001">
+      <w:start w:val="1"/>
+      <w:numFmt w:val="bullet"/>
+      <w:lvlText w:val=""/>
+      <w:lvlJc w:val="left"/>
+      <w:pPr>
+        <w:ind w:left="785" w:hanging="360"/>
+      </w:pPr>
+      <w:rPr>
+        <w:rFonts w:ascii="Symbol" w:hAnsi="Symbol" w:hint="default"/>
+      </w:rPr>
+    </w:lvl>
+    <w:lvl w:ilvl="1" w:tplc="0C000003" w:tentative="1">
+      <w:start w:val="1"/>
+      <w:numFmt w:val="bullet"/>
+      <w:lvlText w:val="o"/>
+      <w:lvlJc w:val="left"/>
+      <w:pPr>
+        <w:ind w:left="1505" w:hanging="360"/>
+      </w:pPr>
+      <w:rPr>
+        <w:rFonts w:ascii="Courier New" w:hAnsi="Courier New" w:cs="Courier New" w:hint="default"/>
+      </w:rPr>
+    </w:lvl>
+    <w:lvl w:ilvl="2" w:tplc="0C000005" w:tentative="1">
+      <w:start w:val="1"/>
+      <w:numFmt w:val="bullet"/>
+      <w:lvlText w:val=""/>
+      <w:lvlJc w:val="left"/>
+      <w:pPr>
+        <w:ind w:left="2225" w:hanging="360"/>
+      </w:pPr>
+      <w:rPr>
+        <w:rFonts w:ascii="Wingdings" w:hAnsi="Wingdings" w:hint="default"/>
+      </w:rPr>
+    </w:lvl>
+    <w:lvl w:ilvl="3" w:tplc="0C000001" w:tentative="1">
+      <w:start w:val="1"/>
+      <w:numFmt w:val="bullet"/>
+      <w:lvlText w:val=""/>
+      <w:lvlJc w:val="left"/>
+      <w:pPr>
+        <w:ind w:left="2945" w:hanging="360"/>
+      </w:pPr>
+      <w:rPr>
+        <w:rFonts w:ascii="Symbol" w:hAnsi="Symbol" w:hint="default"/>
+      </w:rPr>
+    </w:lvl>
+    <w:lvl w:ilvl="4" w:tplc="0C000003" w:tentative="1">
+      <w:start w:val="1"/>
+      <w:numFmt w:val="bullet"/>
+      <w:lvlText w:val="o"/>
+      <w:lvlJc w:val="left"/>
+      <w:pPr>
+        <w:ind w:left="3665" w:hanging="360"/>
+      </w:pPr>
+      <w:rPr>
+        <w:rFonts w:ascii="Courier New" w:hAnsi="Courier New" w:cs="Courier New" w:hint="default"/>
+      </w:rPr>
+    </w:lvl>
+    <w:lvl w:ilvl="5" w:tplc="0C000005" w:tentative="1">
+      <w:start w:val="1"/>
+      <w:numFmt w:val="bullet"/>
+      <w:lvlText w:val=""/>
+      <w:lvlJc w:val="left"/>
+      <w:pPr>
+        <w:ind w:left="4385" w:hanging="360"/>
+      </w:pPr>
+      <w:rPr>
+        <w:rFonts w:ascii="Wingdings" w:hAnsi="Wingdings" w:hint="default"/>
+      </w:rPr>
+    </w:lvl>
+    <w:lvl w:ilvl="6" w:tplc="0C000001" w:tentative="1">
+      <w:start w:val="1"/>
+      <w:numFmt w:val="bullet"/>
+      <w:lvlText w:val=""/>
+      <w:lvlJc w:val="left"/>
+      <w:pPr>
+        <w:ind w:left="5105" w:hanging="360"/>
+      </w:pPr>
+      <w:rPr>
+        <w:rFonts w:ascii="Symbol" w:hAnsi="Symbol" w:hint="default"/>
+      </w:rPr>
+    </w:lvl>
+    <w:lvl w:ilvl="7" w:tplc="0C000003" w:tentative="1">
+      <w:start w:val="1"/>
+      <w:numFmt w:val="bullet"/>
+      <w:lvlText w:val="o"/>
+      <w:lvlJc w:val="left"/>
+      <w:pPr>
+        <w:ind w:left="5825" w:hanging="360"/>
+      </w:pPr>
+      <w:rPr>
+        <w:rFonts w:ascii="Courier New" w:hAnsi="Courier New" w:cs="Courier New" w:hint="default"/>
+      </w:rPr>
+    </w:lvl>
+    <w:lvl w:ilvl="8" w:tplc="0C000005" w:tentative="1">
+      <w:start w:val="1"/>
+      <w:numFmt w:val="bullet"/>
+      <w:lvlText w:val=""/>
+      <w:lvlJc w:val="left"/>
+      <w:pPr>
+        <w:ind w:left="6545" w:hanging="360"/>
+      </w:pPr>
+      <w:rPr>
+        <w:rFonts w:ascii="Wingdings" w:hAnsi="Wingdings" w:hint="default"/>
+      </w:rPr>
+    </w:lvl>
+  </w:abstractNum>
+  <w:abstractNum w:abstractNumId="1" w15:restartNumberingAfterBreak="0">
     <w:nsid w:val="3A59210F"/>
     <w:multiLevelType w:val="hybridMultilevel"/>
     <w:tmpl w:val="3B1C1174"/>
@@ -542,10 +1012,13 @@
     </w:lvl>
   </w:abstractNum>
   <w:num w:numId="1" w16cid:durableId="1558935220">
-    <w:abstractNumId w:val="0"/>
+    <w:abstractNumId w:val="1"/>
     <w:lvlOverride w:ilvl="0">
       <w:startOverride w:val="1"/>
     </w:lvlOverride>
+  </w:num>
+  <w:num w:numId="2" w16cid:durableId="1698845992">
+    <w:abstractNumId w:val="0"/>
   </w:num>
 </w:numbering>
 </file>
@@ -556,7 +1029,7 @@
     <w:rPrDefault>
       <w:rPr>
         <w:rFonts w:ascii="Times New Roman" w:eastAsia="Times New Roman" w:hAnsi="Times New Roman" w:cs="Times New Roman"/>
-        <w:lang w:bidi="ar-SA"/>
+        <w:lang w:val="en-PK" w:eastAsia="en-PK" w:bidi="ar-SA"/>
       </w:rPr>
     </w:rPrDefault>
     <w:pPrDefault/>
@@ -1030,7 +1503,6 @@
   <w:style w:type="character" w:default="1" w:styleId="DefaultParagraphFont">
     <w:name w:val="Default Paragraph Font"/>
     <w:uiPriority w:val="1"/>
-    <w:semiHidden/>
     <w:unhideWhenUsed/>
   </w:style>
   <w:style w:type="table" w:default="1" w:styleId="TableNormal">
